--- a/appthere-conformance/fixtures/docx/acid2-docx.docx
+++ b/appthere-conformance/fixtures/docx/acid2-docx.docx
@@ -1,5 +1,9 @@
 
 <file path=word/document.xml><?xml version="1.0" encoding="utf-8"?>
+<!-- NOTE: child elements here are authored for readability, NOT in strict
+     CT_PPr/CT_RPr/… schema order. The gen_acid2_docx generator runs
+     loki_ooxml::repair_docx over the packaged bytes, which reorders them into
+     the ECMA-376 sequence Word requires. Don't hand-sort this file. -->
 <w:document xmlns:w="http://schemas.openxmlformats.org/wordprocessingml/2006/main" xmlns:r="http://schemas.openxmlformats.org/officeDocument/2006/relationships" xmlns:wp="http://schemas.openxmlformats.org/drawingml/2006/wordprocessingDrawing" xmlns:a="http://schemas.openxmlformats.org/drawingml/2006/main" xmlns:pic="http://schemas.openxmlformats.org/drawingml/2006/picture" xmlns:wps="http://schemas.microsoft.com/office/word/2010/wordprocessingShape" xmlns:mc="http://schemas.openxmlformats.org/markup-compatibility/2006" mc:Ignorable="wps">
   <w:body>
     <!-- ============================================================ -->
@@ -630,9 +634,9 @@
     <!-- Inline figure + caption -->
     <w:p>
       <w:pPr>
+        <w:keepNext/>
+        <w:spacing w:after="0"/>
         <w:jc w:val="center"/>
-        <w:spacing w:after="0"/>
-        <w:keepNext/>
       </w:pPr>
       <w:r>
         <w:drawing>
@@ -731,9 +735,9 @@
       <w:r>
         <w:rPr>
           <w:smallCaps/>
+          <w:color w:val="1F3864"/>
           <w:spacing w:val="40"/>
           <w:sz w:val="44"/>
-          <w:color w:val="1F3864"/>
         </w:rPr>
         <w:t>Jordan A. Rivera</w:t>
       </w:r>
@@ -768,10 +772,10 @@
     </w:p>
     <w:p>
       <w:pPr>
-        <w:spacing w:before="120" w:after="80"/>
         <w:pBdr>
           <w:bottom w:val="single" w:sz="6" w:space="1" w:color="1F3864"/>
         </w:pBdr>
+        <w:spacing w:before="120" w:after="80"/>
       </w:pPr>
       <w:r>
         <w:rPr>
@@ -870,10 +874,10 @@
     </w:p>
     <w:p>
       <w:pPr>
-        <w:spacing w:before="160" w:after="80"/>
         <w:pBdr>
           <w:bottom w:val="single" w:sz="6" w:space="1" w:color="1F3864"/>
         </w:pBdr>
+        <w:spacing w:before="160" w:after="80"/>
       </w:pPr>
       <w:r>
         <w:rPr>
@@ -923,12 +927,12 @@
     <!-- ============================================================ -->
     <w:p>
       <w:pPr>
-        <w:spacing w:after="0"/>
-        <w:jc w:val="center"/>
         <w:pBdr>
           <w:top w:val="double" w:sz="6" w:space="2" w:color="ED7D31" w:themeColor="accent2"/>
           <w:bottom w:val="double" w:sz="6" w:space="2" w:color="ED7D31" w:themeColor="accent2"/>
         </w:pBdr>
+        <w:spacing w:after="0"/>
+        <w:jc w:val="center"/>
       </w:pPr>
       <w:r>
         <w:rPr>
@@ -971,18 +975,18 @@
     </w:p>
     <w:p>
       <w:pPr>
+        <w:spacing w:after="120"/>
         <w:jc w:val="both"/>
+      </w:pPr>
+      <w:r>
+        <w:t xml:space="preserve">arity work this quarter focused on the constructs users hit first. A floating figure now sits beside the body text, wrapped square, while the columns balance across the page. Small drifts in leading and indent are the ones readers notice, so those got the most attention.</w:t>
+      </w:r>
+    </w:p>
+    <!-- Floating image, square wrap, anchored right -->
+    <w:p>
+      <w:pPr>
         <w:spacing w:after="120"/>
-      </w:pPr>
-      <w:r>
-        <w:t xml:space="preserve">arity work this quarter focused on the constructs users hit first. A floating figure now sits beside the body text, wrapped square, while the columns balance across the page. Small drifts in leading and indent are the ones readers notice, so those got the most attention.</w:t>
-      </w:r>
-    </w:p>
-    <!-- Floating image, square wrap, anchored right -->
-    <w:p>
-      <w:pPr>
         <w:jc w:val="both"/>
-        <w:spacing w:after="120"/>
       </w:pPr>
       <w:r>
         <w:drawing>
@@ -1036,20 +1040,20 @@
     <!-- Pull quote: bordered + shaded, centered within the column -->
     <w:p>
       <w:pPr>
-        <w:spacing w:before="120" w:after="120"/>
-        <w:jc w:val="center"/>
-        <w:ind w:left="144" w:right="144"/>
         <w:pBdr>
           <w:top w:val="single" w:sz="24" w:space="6" w:color="ED7D31" w:themeColor="accent2"/>
           <w:bottom w:val="single" w:sz="24" w:space="6" w:color="ED7D31" w:themeColor="accent2"/>
         </w:pBdr>
         <w:shd w:val="clear" w:color="auto" w:fill="FDF0E6"/>
+        <w:spacing w:before="120" w:after="120"/>
+        <w:ind w:left="144" w:right="144"/>
+        <w:jc w:val="center"/>
       </w:pPr>
       <w:r>
         <w:rPr>
           <w:i/>
+          <w:color w:val="C55A11"/>
           <w:sz w:val="26"/>
-          <w:color w:val="C55A11"/>
         </w:rPr>
         <w:t>“The columns balance, the figure wraps, and the leading holds.”</w:t>
       </w:r>
@@ -1085,8 +1089,8 @@
       <w:r>
         <w:rPr>
           <w:b/>
+          <w:color w:val="1F3864"/>
           <w:sz w:val="36"/>
-          <w:color w:val="1F3864"/>
         </w:rPr>
         <w:t>INVOICE</w:t>
       </w:r>
@@ -1103,10 +1107,10 @@
     </w:p>
     <w:p>
       <w:pPr>
-        <w:spacing w:after="160"/>
         <w:pBdr>
           <w:bottom w:val="single" w:sz="8" w:space="1" w:color="1F3864"/>
         </w:pBdr>
+        <w:spacing w:after="160"/>
       </w:pPr>
       <w:r>
         <w:rPr>
@@ -1393,11 +1397,11 @@
     <!-- Signature lines via bottom-bordered tab -->
     <w:p>
       <w:pPr>
-        <w:spacing w:before="360" w:after="0"/>
         <w:tabs>
           <w:tab w:val="left" w:pos="4320"/>
           <w:tab w:val="left" w:pos="9360"/>
         </w:tabs>
+        <w:spacing w:before="360" w:after="0"/>
       </w:pPr>
       <w:r>
         <w:rPr>
@@ -1421,15 +1425,15 @@
       </w:pPr>
       <w:r>
         <w:rPr>
+          <w:color w:val="808080"/>
           <w:sz w:val="18"/>
+        </w:rPr>
+        <w:t xml:space="preserve">Authorised signature</w:t>
+      </w:r>
+      <w:r>
+        <w:rPr>
           <w:color w:val="808080"/>
-        </w:rPr>
-        <w:t xml:space="preserve">Authorised signature</w:t>
-      </w:r>
-      <w:r>
-        <w:rPr>
           <w:sz w:val="18"/>
-          <w:color w:val="808080"/>
         </w:rPr>
         <w:tab/>
         <w:tab/>
@@ -1664,8 +1668,8 @@
           <w:tcPr>
             <w:tcW w:w="1440" w:type="dxa"/>
             <w:vMerge w:val="restart"/>
+            <w:shd w:val="clear" w:color="auto" w:fill="4472C4"/>
             <w:vAlign w:val="center"/>
-            <w:shd w:val="clear" w:color="auto" w:fill="4472C4"/>
           </w:tcPr>
           <w:p>
             <w:pPr>

--- a/appthere-conformance/fixtures/docx/acid2-docx.docx
+++ b/appthere-conformance/fixtures/docx/acid2-docx.docx
@@ -4,7 +4,7 @@
      CT_PPr/CT_RPr/… schema order. The gen_acid2_docx generator runs
      loki_ooxml::repair_docx over the packaged bytes, which reorders them into
      the ECMA-376 sequence Word requires. Don't hand-sort this file. -->
-<w:document xmlns:w="http://schemas.openxmlformats.org/wordprocessingml/2006/main" xmlns:r="http://schemas.openxmlformats.org/officeDocument/2006/relationships" xmlns:wp="http://schemas.openxmlformats.org/drawingml/2006/wordprocessingDrawing" xmlns:a="http://schemas.openxmlformats.org/drawingml/2006/main" xmlns:pic="http://schemas.openxmlformats.org/drawingml/2006/picture" xmlns:wps="http://schemas.microsoft.com/office/word/2010/wordprocessingShape" xmlns:mc="http://schemas.openxmlformats.org/markup-compatibility/2006" mc:Ignorable="wps">
+<w:document xmlns:w="http://schemas.openxmlformats.org/wordprocessingml/2006/main" xmlns:r="http://schemas.openxmlformats.org/officeDocument/2006/relationships" xmlns:wp="http://schemas.openxmlformats.org/drawingml/2006/wordprocessingDrawing" xmlns:a="http://schemas.openxmlformats.org/drawingml/2006/main" xmlns:pic="http://schemas.openxmlformats.org/drawingml/2006/picture">
   <w:body>
     <!-- ============================================================ -->
     <!-- SECTION A · BUSINESS REPORT (cover + TOC + body)             -->
@@ -1760,74 +1760,30 @@
         <w:pStyle w:val="Heading3"/>
       </w:pPr>
       <w:r>
-        <w:t>A4.  Floating text box (shape with text)</w:t>
-      </w:r>
-    </w:p>
-    <w:p>
-      <w:r>
-        <w:drawing>
-          <wp:anchor distT="0" distB="0" distL="114300" distR="114300" simplePos="0" relativeHeight="3" behindDoc="0" locked="0" layoutInCell="1" allowOverlap="1">
-            <wp:simplePos x="0" y="0"/>
-            <wp:positionH relativeFrom="column">
-              <wp:posOffset>0</wp:posOffset>
-            </wp:positionH>
-            <wp:positionV relativeFrom="paragraph">
-              <wp:posOffset>0</wp:posOffset>
-            </wp:positionV>
-            <wp:extent cx="2743200" cy="822960"/>
-            <wp:effectExtent l="0" t="0" r="0" b="0"/>
-            <wp:wrapSquare wrapText="bothSides"/>
-            <wp:docPr id="3" name="Callout"/>
-            <wp:cNvGraphicFramePr/>
-            <a:graphic>
-              <a:graphicData uri="http://schemas.microsoft.com/office/word/2010/wordprocessingShape">
-                <wps:wsp>
-                  <wps:cNvSpPr/>
-                  <wps:spPr>
-                    <a:xfrm>
-                      <a:off x="0" y="0"/>
-                      <a:ext cx="2743200" cy="822960"/>
-                    </a:xfrm>
-                    <a:prstGeom prst="roundRect">
-                      <a:avLst/>
-                    </a:prstGeom>
-                    <a:solidFill>
-                      <a:srgbClr val="F2F6FC"/>
-                    </a:solidFill>
-                    <a:ln w="12700">
-                      <a:solidFill>
-                        <a:srgbClr val="4472C4"/>
-                      </a:solidFill>
-                    </a:ln>
-                  </wps:spPr>
-                  <wps:txbx>
-                    <w:txbxContent>
-                      <w:p>
-                        <w:pPr>
-                          <w:spacing w:after="0"/>
-                        </w:pPr>
-                        <w:r>
-                          <w:rPr>
-                            <w:b/>
-                            <w:color w:val="1F3864"/>
-                          </w:rPr>
-                          <w:t>Callout.</w:t>
-                        </w:r>
-                        <w:r>
-                          <w:t xml:space="preserve"> A rounded-rectangle shape carrying its own text, wrapped square by the surrounding paragraph.</w:t>
-                        </w:r>
-                      </w:p>
-                    </w:txbxContent>
-                  </wps:txbx>
-                  <wps:bodyPr rot="0" anchor="ctr" lIns="91440" tIns="45720" rIns="91440" bIns="45720"/>
-                </wps:wsp>
-              </a:graphicData>
-            </a:graphic>
-          </wp:anchor>
-        </w:drawing>
-      </w:r>
-      <w:r>
-        <w:t xml:space="preserve">Body text wraps around the callout shape on its right, exercising shape geometry, shape fill and stroke, an inner text body with its own insets, and square wrap — the same wrap machinery as a floating picture but around a vector shape.</w:t>
+        <w:t>A4.  Callout box (bordered + shaded paragraph)</w:t>
+      </w:r>
+    </w:p>
+    <w:p>
+      <w:pPr>
+        <w:pBdr>
+          <w:top w:val="single" w:sz="18" w:space="6" w:color="4472C4" w:themeColor="accent1"/>
+          <w:left w:val="single" w:sz="18" w:space="6" w:color="4472C4" w:themeColor="accent1"/>
+          <w:bottom w:val="single" w:sz="18" w:space="6" w:color="4472C4" w:themeColor="accent1"/>
+          <w:right w:val="single" w:sz="18" w:space="6" w:color="4472C4" w:themeColor="accent1"/>
+        </w:pBdr>
+        <w:shd w:val="clear" w:color="auto" w:fill="F2F6FC"/>
+        <w:spacing w:before="60" w:after="60"/>
+        <w:ind w:left="144" w:right="144"/>
+      </w:pPr>
+      <w:r>
+        <w:rPr>
+          <w:b/>
+          <w:color w:val="1F3864"/>
+        </w:rPr>
+        <w:t>Callout.</w:t>
+      </w:r>
+      <w:r>
+        <w:t xml:space="preserve"> A bordered, shaded paragraph forming a callout box — a four-sided paragraph border, a solid fill, and symmetric side indents, all exercised together and rendered by both Word and Loki.</w:t>
       </w:r>
     </w:p>
     <w:p>
@@ -2155,7 +2111,7 @@
 </file>
 
 <file path=word/styles.xml><?xml version="1.0" encoding="utf-8"?>
-<w:styles xmlns:w="http://schemas.openxmlformats.org/wordprocessingml/2006/main" xmlns:mc="http://schemas.openxmlformats.org/markup-compatibility/2006" mc:Ignorable="w14">
+<w:styles xmlns:w="http://schemas.openxmlformats.org/wordprocessingml/2006/main" xmlns:mc="http://schemas.openxmlformats.org/markup-compatibility/2006" xmlns:w14="http://schemas.microsoft.com/office/word/2010/wordml" mc:Ignorable="w14">
   <w:docDefaults>
     <w:rPrDefault>
       <w:rPr>

--- a/appthere-conformance/fixtures/docx/acid2-docx.docx
+++ b/appthere-conformance/fixtures/docx/acid2-docx.docx
@@ -4,7 +4,7 @@
      CT_PPr/CT_RPr/… schema order. The gen_acid2_docx generator runs
      loki_ooxml::repair_docx over the packaged bytes, which reorders them into
      the ECMA-376 sequence Word requires. Don't hand-sort this file. -->
-<w:document xmlns:w="http://schemas.openxmlformats.org/wordprocessingml/2006/main" xmlns:r="http://schemas.openxmlformats.org/officeDocument/2006/relationships" xmlns:wp="http://schemas.openxmlformats.org/drawingml/2006/wordprocessingDrawing" xmlns:a="http://schemas.openxmlformats.org/drawingml/2006/main" xmlns:pic="http://schemas.openxmlformats.org/drawingml/2006/picture">
+<w:document xmlns:w="http://schemas.openxmlformats.org/wordprocessingml/2006/main" xmlns:r="http://schemas.openxmlformats.org/officeDocument/2006/relationships" xmlns:wp="http://schemas.openxmlformats.org/drawingml/2006/wordprocessingDrawing" xmlns:a="http://schemas.openxmlformats.org/drawingml/2006/main" xmlns:pic="http://schemas.openxmlformats.org/drawingml/2006/picture" xmlns:wps="http://schemas.microsoft.com/office/word/2010/wordprocessingShape">
   <w:body>
     <!-- ============================================================ -->
     <!-- SECTION A · BUSINESS REPORT (cover + TOC + body)             -->
@@ -1058,10 +1058,73 @@
         <w:t>“The columns balance, the figure wraps, and the leading holds.”</w:t>
       </w:r>
     </w:p>
+    <!-- Floating text box (wps shape), anchored right, square wrap -->
     <w:p>
       <w:pPr>
         <w:jc w:val="both"/>
       </w:pPr>
+      <w:r>
+        <w:drawing>
+          <wp:anchor distT="45720" distB="45720" distL="114300" distR="114300" simplePos="0" relativeHeight="3" behindDoc="0" locked="0" layoutInCell="1" allowOverlap="1">
+            <wp:simplePos x="0" y="0"/>
+            <wp:positionH relativeFrom="column">
+              <wp:align>right</wp:align>
+            </wp:positionH>
+            <wp:positionV relativeFrom="paragraph">
+              <wp:posOffset>0</wp:posOffset>
+            </wp:positionV>
+            <wp:extent cx="1828800" cy="731520"/>
+            <wp:effectExtent l="0" t="0" r="0" b="0"/>
+            <wp:wrapSquare wrapText="left"/>
+            <wp:docPr id="5" name="Sidebar Note"/>
+            <wp:cNvGraphicFramePr/>
+            <a:graphic>
+              <a:graphicData uri="http://schemas.microsoft.com/office/word/2010/wordprocessingShape">
+                <wps:wsp>
+                  <wps:cNvSpPr txBox="1"/>
+                  <wps:spPr>
+                    <a:xfrm>
+                      <a:off x="0" y="0"/>
+                      <a:ext cx="1828800" cy="731520"/>
+                    </a:xfrm>
+                    <a:prstGeom prst="rect">
+                      <a:avLst/>
+                    </a:prstGeom>
+                    <a:solidFill>
+                      <a:srgbClr val="FDF0E6"/>
+                    </a:solidFill>
+                    <a:ln w="12700">
+                      <a:solidFill>
+                        <a:srgbClr val="ED7D31"/>
+                      </a:solidFill>
+                    </a:ln>
+                  </wps:spPr>
+                  <wps:txbx>
+                    <w:txbxContent>
+                      <w:p>
+                        <w:pPr>
+                          <w:spacing w:after="0"/>
+                        </w:pPr>
+                        <w:r>
+                          <w:rPr>
+                            <w:b/>
+                            <w:color w:val="C55A11"/>
+                          </w:rPr>
+                          <w:t xml:space="preserve">Sidebar. </w:t>
+                        </w:r>
+                        <w:r>
+                          <w:t>A floating text box wraps the body copy on its left, with its own border and fill.</w:t>
+                        </w:r>
+                      </w:p>
+                    </w:txbxContent>
+                  </wps:txbx>
+                  <wps:bodyPr rot="0" anchor="t" lIns="91440" tIns="45720" rIns="91440" bIns="45720"/>
+                </wps:wsp>
+              </a:graphicData>
+            </a:graphic>
+          </wp:anchor>
+        </w:drawing>
+      </w:r>
       <w:r>
         <w:t xml:space="preserve">The remaining copy continues in two balanced columns to the foot of the page, exercising the column breaker together with justified text, hyphenation-free wrapping, and the running header and footer that persist across every section of this document.</w:t>
       </w:r>
